--- a/deliverables/prospectador.docx
+++ b/deliverables/prospectador.docx
@@ -195,7 +195,7 @@
         <w:pStyle w:val="Heading2"/>
       </w:pPr>
       <w:r>
-        <w:t xml:space="preserve">Alcance incluido con límites propuestos</w:t>
+        <w:t xml:space="preserve">Alcance incluido, con límites propuestos</w:t>
       </w:r>
     </w:p>
     <w:p>
@@ -212,7 +212,7 @@
         <w:pStyle w:val="Heading3"/>
       </w:pPr>
       <w:r>
-        <w:t xml:space="preserve">Identidad roles y cartera</w:t>
+        <w:t xml:space="preserve">Identidad, roles y cartera</w:t>
       </w:r>
     </w:p>
     <w:p>
@@ -230,7 +230,7 @@
         <w:pStyle w:val="Heading3"/>
       </w:pPr>
       <w:r>
-        <w:t xml:space="preserve">Empresas contactos e historial</w:t>
+        <w:t xml:space="preserve">Empresas, contactos e historial</w:t>
       </w:r>
     </w:p>
     <w:p>
@@ -284,7 +284,7 @@
         <w:pStyle w:val="Heading3"/>
       </w:pPr>
       <w:r>
-        <w:t xml:space="preserve">Respuestas exclusiones y seguimiento</w:t>
+        <w:t xml:space="preserve">Respuestas, exclusiones y seguimiento</w:t>
       </w:r>
     </w:p>
     <w:p>
@@ -382,7 +382,7 @@
         <w:pStyle w:val="Heading3"/>
       </w:pPr>
       <w:r>
-        <w:t xml:space="preserve">Fase 1 MVP con Agus en Uruguay</w:t>
+        <w:t xml:space="preserve">Fase 1 — MVP con Agus en Uruguay</w:t>
       </w:r>
     </w:p>
     <w:p>
@@ -400,7 +400,7 @@
         <w:pStyle w:val="Heading3"/>
       </w:pPr>
       <w:r>
-        <w:t xml:space="preserve">Fase 2 Consolidación con el equipo</w:t>
+        <w:t xml:space="preserve">Fase 2 — Consolidación con el equipo</w:t>
       </w:r>
     </w:p>
     <w:p>
@@ -1502,7 +1502,7 @@
         <w:pStyle w:val="Heading2"/>
       </w:pPr>
       <w:r>
-        <w:t xml:space="preserve">Soporte propuesto contratado por separado</w:t>
+        <w:t xml:space="preserve">Soporte propuesto (contratado por separado)</w:t>
       </w:r>
     </w:p>
     <w:p>
@@ -1538,7 +1538,7 @@
         <w:pStyle w:val="Heading2"/>
       </w:pPr>
       <w:r>
-        <w:t xml:space="preserve">Propiedad licencias y cambios de alcance</w:t>
+        <w:t xml:space="preserve">Propiedad, licencias y cambios de alcance</w:t>
       </w:r>
     </w:p>
     <w:p>
